--- a/04-课件/晶体学与晶体结构-超级充实版（自学完整）.docx
+++ b/04-课件/晶体学与晶体结构-超级充实版（自学完整）.docx
@@ -1362,6 +1362,310 @@
       </w:r>
     </w:p>
     <w:p>
+      <w:pPr>
+        <w:pStyle w:val="Compact"/>
+        <w:numPr>
+          <w:ilvl w:val="0"/>
+          <w:numId w:val="1001"/>
+        </w:numPr>
+      </w:pPr>
+      <w:r>
+        <w:rPr>
+          <w:rFonts w:hint="eastAsia"/>
+          <w:b/>
+          <w:bCs/>
+        </w:rPr>
+        <w:t xml:space="preserve">掌握</w:t>
+      </w:r>
+      <w:r>
+        <w:rPr>
+          <w:b/>
+          <w:bCs/>
+        </w:rPr>
+        <w:t xml:space="preserve"> Miller </w:t>
+      </w:r>
+      <w:r>
+        <w:rPr>
+          <w:rFonts w:hint="eastAsia"/>
+          <w:b/>
+          <w:bCs/>
+        </w:rPr>
+        <w:t xml:space="preserve">指数</w:t>
+      </w:r>
+      <w:r>
+        <w:rPr>
+          <w:b/>
+          <w:bCs/>
+        </w:rPr>
+        <w:t xml:space="preserve"> </w:t>
+      </w:r>
+      <m:oMath>
+        <m:r>
+          <m:rPr>
+            <m:sty m:val="p"/>
+          </m:rPr>
+          <m:t>(</m:t>
+        </m:r>
+        <m:r>
+          <m:t>h</m:t>
+        </m:r>
+        <m:r>
+          <m:t>k</m:t>
+        </m:r>
+        <m:r>
+          <m:t>l</m:t>
+        </m:r>
+        <m:r>
+          <m:rPr>
+            <m:sty m:val="p"/>
+          </m:rPr>
+          <m:t>)</m:t>
+        </m:r>
+      </m:oMath>
+      <w:r>
+        <w:rPr>
+          <w:b/>
+          <w:bCs/>
+        </w:rPr>
+        <w:t xml:space="preserve"> </w:t>
+      </w:r>
+      <w:r>
+        <w:rPr>
+          <w:rFonts w:hint="eastAsia"/>
+          <w:b/>
+          <w:bCs/>
+        </w:rPr>
+        <w:t xml:space="preserve">的确定方法，能计算立方晶系的晶面间距</w:t>
+      </w:r>
+      <w:r>
+        <w:rPr>
+          <w:b/>
+          <w:bCs/>
+        </w:rPr>
+        <w:t xml:space="preserve"> </w:t>
+      </w:r>
+      <m:oMath>
+        <m:sSub>
+          <m:e>
+            <m:r>
+              <m:t>d</m:t>
+            </m:r>
+          </m:e>
+          <m:sub>
+            <m:r>
+              <m:t>h</m:t>
+            </m:r>
+            <m:r>
+              <m:t>k</m:t>
+            </m:r>
+            <m:r>
+              <m:t>l</m:t>
+            </m:r>
+          </m:sub>
+        </m:sSub>
+      </m:oMath>
+    </w:p>
+    <w:p>
+      <w:pPr>
+        <w:pStyle w:val="Compact"/>
+        <w:numPr>
+          <w:ilvl w:val="0"/>
+          <w:numId w:val="1001"/>
+        </w:numPr>
+      </w:pPr>
+      <w:r>
+        <w:rPr>
+          <w:rFonts w:hint="eastAsia"/>
+          <w:b/>
+          <w:bCs/>
+        </w:rPr>
+        <w:t xml:space="preserve">理解</w:t>
+      </w:r>
+      <w:r>
+        <w:rPr>
+          <w:b/>
+          <w:bCs/>
+        </w:rPr>
+        <w:t xml:space="preserve"> Bragg </w:t>
+      </w:r>
+      <w:r>
+        <w:rPr>
+          <w:rFonts w:hint="eastAsia"/>
+          <w:b/>
+          <w:bCs/>
+        </w:rPr>
+        <w:t xml:space="preserve">方程</w:t>
+      </w:r>
+      <w:r>
+        <w:rPr>
+          <w:b/>
+          <w:bCs/>
+        </w:rPr>
+        <w:t xml:space="preserve"> </w:t>
+      </w:r>
+      <m:oMath>
+        <m:r>
+          <m:t>2</m:t>
+        </m:r>
+        <m:r>
+          <m:t>d</m:t>
+        </m:r>
+        <m:r>
+          <m:rPr>
+            <m:sty m:val="p"/>
+          </m:rPr>
+          <m:t>sin</m:t>
+        </m:r>
+        <m:r>
+          <m:t>θ</m:t>
+        </m:r>
+        <m:r>
+          <m:rPr>
+            <m:sty m:val="p"/>
+          </m:rPr>
+          <m:t>=</m:t>
+        </m:r>
+        <m:r>
+          <m:t>n</m:t>
+        </m:r>
+        <m:r>
+          <m:t>λ</m:t>
+        </m:r>
+      </m:oMath>
+      <w:r>
+        <w:rPr>
+          <w:b/>
+          <w:bCs/>
+        </w:rPr>
+        <w:t xml:space="preserve"> </w:t>
+      </w:r>
+      <w:r>
+        <w:rPr>
+          <w:rFonts w:hint="eastAsia"/>
+          <w:b/>
+          <w:bCs/>
+        </w:rPr>
+        <w:t xml:space="preserve">的物理意义，能从衍射数据反推晶胞参数</w:t>
+      </w:r>
+    </w:p>
+    <w:p>
+      <w:pPr>
+        <w:pStyle w:val="Compact"/>
+        <w:numPr>
+          <w:ilvl w:val="0"/>
+          <w:numId w:val="1001"/>
+        </w:numPr>
+      </w:pPr>
+      <w:r>
+        <w:rPr>
+          <w:rFonts w:hint="eastAsia"/>
+        </w:rPr>
+        <w:t xml:space="preserve">理解等同点系的概念，能正确拆分</w:t>
+      </w:r>
+      <w:r>
+        <w:t xml:space="preserve"> </w:t>
+      </w:r>
+      <w:r>
+        <w:rPr>
+          <w:rFonts w:hint="eastAsia"/>
+        </w:rPr>
+        <w:t xml:space="preserve">CsCl、金刚石等典型晶体的等同点系</w:t>
+      </w:r>
+    </w:p>
+    <w:p>
+      <w:pPr>
+        <w:pStyle w:val="Compact"/>
+        <w:numPr>
+          <w:ilvl w:val="0"/>
+          <w:numId w:val="1001"/>
+        </w:numPr>
+      </w:pPr>
+      <w:r>
+        <w:rPr>
+          <w:rFonts w:hint="eastAsia"/>
+        </w:rPr>
+        <w:t xml:space="preserve">理解金属密堆积（ccp/hcp/bcc）的层序差异和空间利用率</w:t>
+      </w:r>
+    </w:p>
+    <w:p>
+      <w:pPr>
+        <w:pStyle w:val="Compact"/>
+        <w:numPr>
+          <w:ilvl w:val="0"/>
+          <w:numId w:val="1001"/>
+        </w:numPr>
+      </w:pPr>
+      <w:r>
+        <w:rPr>
+          <w:rFonts w:hint="eastAsia"/>
+        </w:rPr>
+        <w:t xml:space="preserve">掌握离子晶体的典型结构类型（NaCl、CsCl、ZnS、CaF₂、金红石、钙钛矿）</w:t>
+      </w:r>
+    </w:p>
+    <w:p>
+      <w:pPr>
+        <w:pStyle w:val="Compact"/>
+        <w:numPr>
+          <w:ilvl w:val="0"/>
+          <w:numId w:val="1001"/>
+        </w:numPr>
+      </w:pPr>
+      <w:r>
+        <w:rPr>
+          <w:rFonts w:hint="eastAsia"/>
+        </w:rPr>
+        <w:t xml:space="preserve">能用半径比规则预测离子晶体的配位数和结构类型</w:t>
+      </w:r>
+    </w:p>
+    <w:p>
+      <w:pPr>
+        <w:pStyle w:val="Compact"/>
+        <w:numPr>
+          <w:ilvl w:val="0"/>
+          <w:numId w:val="1001"/>
+        </w:numPr>
+      </w:pPr>
+      <w:r>
+        <w:rPr>
+          <w:rFonts w:hint="eastAsia"/>
+        </w:rPr>
+        <w:t xml:space="preserve">理解</w:t>
+      </w:r>
+      <w:r>
+        <w:t xml:space="preserve"> Born-Haber </w:t>
+      </w:r>
+      <w:r>
+        <w:rPr>
+          <w:rFonts w:hint="eastAsia"/>
+        </w:rPr>
+        <w:t xml:space="preserve">循环和晶格能的计算</w:t>
+      </w:r>
+    </w:p>
+    <w:p>
+      <w:pPr>
+        <w:pStyle w:val="Compact"/>
+        <w:numPr>
+          <w:ilvl w:val="0"/>
+          <w:numId w:val="1001"/>
+        </w:numPr>
+      </w:pPr>
+      <w:r>
+        <w:rPr>
+          <w:rFonts w:hint="eastAsia"/>
+        </w:rPr>
+        <w:t xml:space="preserve">了解</w:t>
+      </w:r>
+      <w:r>
+        <w:t xml:space="preserve"> Pauling </w:t>
+      </w:r>
+      <w:r>
+        <w:rPr>
+          <w:rFonts w:hint="eastAsia"/>
+        </w:rPr>
+        <w:t xml:space="preserve">规则和离子极化对晶体结构的影响</w:t>
+      </w:r>
+    </w:p>
+    <w:p>
       <w:r>
         <w:pict>
           <v:rect style="width:0;height:1.5pt" o:hralign="center" o:hrstd="t" o:hr="t"/>
@@ -10389,9 +10693,9 @@
         <w:tblLook w:firstRow="1" w:lastRow="0" w:firstColumn="0" w:lastColumn="0" w:noHBand="0" w:noVBand="0" w:val="0020"/>
       </w:tblPr>
       <w:tblGrid>
-        <w:gridCol w:w="3046"/>
-        <w:gridCol w:w="2436"/>
-        <w:gridCol w:w="2436"/>
+        <w:gridCol w:w="591"/>
+        <w:gridCol w:w="2718"/>
+        <w:gridCol w:w="4610"/>
       </w:tblGrid>
       <w:tr>
         <w:trPr>
@@ -12035,7 +12339,7 @@
           <m:rPr>
             <m:sty m:val="b"/>
           </m:rPr>
-          <m:t>10</m:t>
+          <m:t>11</m:t>
         </m:r>
         <m:r>
           <m:rPr>
@@ -12209,7 +12513,7 @@
         <w:pStyle w:val="FirstParagraph"/>
       </w:pPr>
       <w:r>
-        <w:t xml:space="preserve">![[media/miller-basic-planes.png]]</w:t>
+        <w:t xml:space="preserve">![[media/miller-basic-planes.png|414]]</w:t>
       </w:r>
       <w:r>
         <w:t xml:space="preserve"> </w:t>
@@ -12369,7 +12673,7 @@
         <w:pStyle w:val="BodyText"/>
       </w:pPr>
       <w:r>
-        <w:t xml:space="preserve">![[media/miller-110-111-planes.png]]</w:t>
+        <w:t xml:space="preserve">![[media/miller-110-111-planes.png|415]]</w:t>
       </w:r>
       <w:r>
         <w:t xml:space="preserve"> </w:t>
@@ -13446,7 +13750,7 @@
         <w:pStyle w:val="BodyText"/>
       </w:pPr>
       <w:r>
-        <w:t xml:space="preserve">![[media/miller-d-spacing-compare.png]]</w:t>
+        <w:t xml:space="preserve">![[media/miller-d-spacing-compare.png|483]]</w:t>
       </w:r>
       <w:r>
         <w:t xml:space="preserve"> </w:t>
@@ -14834,7 +15138,7 @@
         <w:pStyle w:val="FirstParagraph"/>
       </w:pPr>
       <w:r>
-        <w:t xml:space="preserve">![[media/bragg-geometry.png]]</w:t>
+        <w:t xml:space="preserve">![[media/bragg-geometry.png|465]]</w:t>
       </w:r>
       <w:r>
         <w:t xml:space="preserve"> </w:t>
@@ -15494,7 +15798,7 @@
         <w:pStyle w:val="FirstParagraph"/>
       </w:pPr>
       <w:r>
-        <w:t xml:space="preserve">![[media/bragg-theta-2theta.png]]</w:t>
+        <w:t xml:space="preserve">![[media/bragg-theta-2theta.png|438]]</w:t>
       </w:r>
       <w:r>
         <w:t xml:space="preserve"> </w:t>
@@ -18539,7 +18843,7 @@
           <w:i/>
           <w:iCs/>
         </w:rPr>
-        <w:t xml:space="preserve"> 15 </w:t>
+        <w:t xml:space="preserve"> 15b </w:t>
       </w:r>
       <w:r>
         <w:rPr>
@@ -49390,7 +49694,7 @@
           <w:i/>
           <w:iCs/>
         </w:rPr>
-        <w:t xml:space="preserve"> 48 </w:t>
+        <w:t xml:space="preserve"> 46 </w:t>
       </w:r>
       <w:r>
         <w:rPr>
@@ -55551,7 +55855,7 @@
           <w:i/>
           <w:iCs/>
         </w:rPr>
-        <w:t xml:space="preserve"> 52 </w:t>
+        <w:t xml:space="preserve"> 48 </w:t>
       </w:r>
       <w:r>
         <w:rPr>
@@ -56408,7 +56712,7 @@
           <w:i/>
           <w:iCs/>
         </w:rPr>
-        <w:t xml:space="preserve"> </w:t>
+        <w:t xml:space="preserve"> 48a </w:t>
       </w:r>
       <w:r>
         <w:rPr>
@@ -56416,33 +56720,33 @@
           <w:i/>
           <w:iCs/>
         </w:rPr>
-        <w:t xml:space="preserve">49（a）</w:t>
-      </w:r>
-      <w:r>
-        <w:rPr>
+        <w:t xml:space="preserve">理想离子键（无极化）——电子云球形对称</w:t>
+      </w:r>
+    </w:p>
+    <w:p>
+      <w:pPr>
+        <w:pStyle w:val="BodyText"/>
+      </w:pPr>
+      <w:r>
+        <w:t xml:space="preserve">![[media/puha-13-17b-slight-polarization.jpg]]</w:t>
+      </w:r>
+      <w:r>
+        <w:t xml:space="preserve"> </w:t>
+      </w:r>
+      <w:r>
+        <w:rPr>
+          <w:rFonts w:hint="eastAsia"/>
           <w:i/>
           <w:iCs/>
         </w:rPr>
-        <w:t xml:space="preserve"> </w:t>
-      </w:r>
-      <w:r>
-        <w:rPr>
-          <w:rFonts w:hint="eastAsia"/>
+        <w:t xml:space="preserve">图</w:t>
+      </w:r>
+      <w:r>
+        <w:rPr>
           <w:i/>
           <w:iCs/>
         </w:rPr>
-        <w:t xml:space="preserve">理想离子键（无极化）——电子云球形对称</w:t>
-      </w:r>
-    </w:p>
-    <w:p>
-      <w:pPr>
-        <w:pStyle w:val="BodyText"/>
-      </w:pPr>
-      <w:r>
-        <w:t xml:space="preserve">![[media/puha-13-17b-slight-polarization.jpg]]</w:t>
-      </w:r>
-      <w:r>
-        <w:t xml:space="preserve"> </w:t>
+        <w:t xml:space="preserve"> 48b </w:t>
       </w:r>
       <w:r>
         <w:rPr>
@@ -56450,28 +56754,51 @@
           <w:i/>
           <w:iCs/>
         </w:rPr>
-        <w:t xml:space="preserve">图</w:t>
-      </w:r>
-      <w:r>
-        <w:rPr>
+        <w:t xml:space="preserve">轻微极化——负离子电子云略变形</w:t>
+      </w:r>
+    </w:p>
+    <w:p>
+      <w:pPr>
+        <w:pStyle w:val="BodyText"/>
+      </w:pPr>
+      <w:r>
+        <w:t xml:space="preserve">![[media/puha-13-17c-strong-polarization.jpg]]</w:t>
+      </w:r>
+      <w:r>
+        <w:t xml:space="preserve"> </w:t>
+      </w:r>
+      <w:r>
+        <w:rPr>
+          <w:rFonts w:hint="eastAsia"/>
           <w:i/>
           <w:iCs/>
         </w:rPr>
-        <w:t xml:space="preserve"> </w:t>
-      </w:r>
-      <w:r>
-        <w:rPr>
-          <w:rFonts w:hint="eastAsia"/>
+        <w:t xml:space="preserve">图</w:t>
+      </w:r>
+      <w:r>
+        <w:rPr>
           <w:i/>
           <w:iCs/>
         </w:rPr>
-        <w:t xml:space="preserve">50（b）</w:t>
-      </w:r>
-      <w:r>
-        <w:rPr>
+        <w:t xml:space="preserve"> 48c </w:t>
+      </w:r>
+      <w:r>
+        <w:rPr>
+          <w:rFonts w:hint="eastAsia"/>
           <w:i/>
           <w:iCs/>
         </w:rPr>
+        <w:t xml:space="preserve">较强极化——电子云明显偏向正离子</w:t>
+      </w:r>
+    </w:p>
+    <w:p>
+      <w:pPr>
+        <w:pStyle w:val="BodyText"/>
+      </w:pPr>
+      <w:r>
+        <w:t xml:space="preserve">![[media/puha-13-17d-covalent-bond.jpg]]</w:t>
+      </w:r>
+      <w:r>
         <w:t xml:space="preserve"> </w:t>
       </w:r>
       <w:r>
@@ -56480,82 +56807,14 @@
           <w:i/>
           <w:iCs/>
         </w:rPr>
-        <w:t xml:space="preserve">轻微极化——负离子电子云略变形</w:t>
-      </w:r>
-    </w:p>
-    <w:p>
-      <w:pPr>
-        <w:pStyle w:val="BodyText"/>
-      </w:pPr>
-      <w:r>
-        <w:t xml:space="preserve">![[media/puha-13-17c-strong-polarization.jpg]]</w:t>
-      </w:r>
-      <w:r>
-        <w:t xml:space="preserve"> </w:t>
-      </w:r>
-      <w:r>
-        <w:rPr>
-          <w:rFonts w:hint="eastAsia"/>
+        <w:t xml:space="preserve">图</w:t>
+      </w:r>
+      <w:r>
+        <w:rPr>
           <w:i/>
           <w:iCs/>
         </w:rPr>
-        <w:t xml:space="preserve">图</w:t>
-      </w:r>
-      <w:r>
-        <w:rPr>
-          <w:i/>
-          <w:iCs/>
-        </w:rPr>
-        <w:t xml:space="preserve"> </w:t>
-      </w:r>
-      <w:r>
-        <w:rPr>
-          <w:rFonts w:hint="eastAsia"/>
-          <w:i/>
-          <w:iCs/>
-        </w:rPr>
-        <w:t xml:space="preserve">51（c）</w:t>
-      </w:r>
-      <w:r>
-        <w:rPr>
-          <w:i/>
-          <w:iCs/>
-        </w:rPr>
-        <w:t xml:space="preserve"> </w:t>
-      </w:r>
-      <w:r>
-        <w:rPr>
-          <w:rFonts w:hint="eastAsia"/>
-          <w:i/>
-          <w:iCs/>
-        </w:rPr>
-        <w:t xml:space="preserve">较强极化——电子云明显偏向正离子</w:t>
-      </w:r>
-    </w:p>
-    <w:p>
-      <w:pPr>
-        <w:pStyle w:val="BodyText"/>
-      </w:pPr>
-      <w:r>
-        <w:t xml:space="preserve">![[media/puha-13-17d-covalent-bond.jpg]]</w:t>
-      </w:r>
-      <w:r>
-        <w:t xml:space="preserve"> </w:t>
-      </w:r>
-      <w:r>
-        <w:rPr>
-          <w:rFonts w:hint="eastAsia"/>
-          <w:i/>
-          <w:iCs/>
-        </w:rPr>
-        <w:t xml:space="preserve">图</w:t>
-      </w:r>
-      <w:r>
-        <w:rPr>
-          <w:i/>
-          <w:iCs/>
-        </w:rPr>
-        <w:t xml:space="preserve"> 52(d) </w:t>
+        <w:t xml:space="preserve"> 48d </w:t>
       </w:r>
       <w:r>
         <w:rPr>
@@ -57557,7 +57816,7 @@
           <w:i/>
           <w:iCs/>
         </w:rPr>
-        <w:t xml:space="preserve"> 52 </w:t>
+        <w:t xml:space="preserve"> 49 </w:t>
       </w:r>
       <w:r>
         <w:rPr>
@@ -58102,7 +58361,7 @@
           <w:i/>
           <w:iCs/>
         </w:rPr>
-        <w:t xml:space="preserve"> 49 </w:t>
+        <w:t xml:space="preserve"> 50 </w:t>
       </w:r>
       <w:r>
         <w:rPr>
@@ -58331,7 +58590,7 @@
           <w:i/>
           <w:iCs/>
         </w:rPr>
-        <w:t xml:space="preserve"> 50 </w:t>
+        <w:t xml:space="preserve"> 51 </w:t>
       </w:r>
       <w:r>
         <w:rPr>
@@ -58365,7 +58624,7 @@
           <w:i/>
           <w:iCs/>
         </w:rPr>
-        <w:t xml:space="preserve"> 55 </w:t>
+        <w:t xml:space="preserve"> 52 </w:t>
       </w:r>
       <w:r>
         <w:rPr>
@@ -58635,7 +58894,7 @@
           <w:i/>
           <w:iCs/>
         </w:rPr>
-        <w:t xml:space="preserve"> 48 </w:t>
+        <w:t xml:space="preserve"> 53 </w:t>
       </w:r>
       <w:r>
         <w:rPr>
